--- a/opisy_archetypow/opisy_Bohater.docx
+++ b/opisy_archetypow/opisy_Bohater.docx
@@ -914,6 +914,14 @@
       <w:r>
         <w:t>Gladiator, Rambo, Superman</w:t>
       </w:r>
+      <w:r>
+        <w:t xml:space="preserve">, </w:t>
+      </w:r>
+      <w:proofErr w:type="spellStart"/>
+      <w:r>
+        <w:t>Aragorn</w:t>
+      </w:r>
+      <w:proofErr w:type="spellEnd"/>
     </w:p>
     <w:p/>
     <w:p>
